--- a/Documents/BusinessAnalysis/文件上传.docx
+++ b/Documents/BusinessAnalysis/文件上传.docx
@@ -135,8 +135,8 @@
         </w:rPr>
         <w:drawing>
           <wp:inline distT="0" distB="0" distL="114300" distR="114300">
-            <wp:extent cx="5266690" cy="2411095"/>
-            <wp:effectExtent l="0" t="0" r="16510" b="1905"/>
+            <wp:extent cx="8289290" cy="3794760"/>
+            <wp:effectExtent l="0" t="0" r="16510" b="15240"/>
             <wp:docPr id="1" name="图片 1" descr="IMG_256"/>
             <wp:cNvGraphicFramePr>
               <a:graphicFrameLocks xmlns:a="http://schemas.openxmlformats.org/drawingml/2006/main" noChangeAspect="1"/>
@@ -159,7 +159,7 @@
                   <pic:spPr>
                     <a:xfrm>
                       <a:off x="0" y="0"/>
-                      <a:ext cx="5266690" cy="2411095"/>
+                      <a:ext cx="8289290" cy="3794760"/>
                     </a:xfrm>
                     <a:prstGeom prst="rect">
                       <a:avLst/>
@@ -411,8 +411,8 @@
         </w:rPr>
         <w:drawing>
           <wp:inline distT="0" distB="0" distL="114300" distR="114300">
-            <wp:extent cx="5266690" cy="2316480"/>
-            <wp:effectExtent l="0" t="0" r="16510" b="20320"/>
+            <wp:extent cx="8094345" cy="3560445"/>
+            <wp:effectExtent l="0" t="0" r="8255" b="20955"/>
             <wp:docPr id="2" name="图片 2" descr="IMG_257"/>
             <wp:cNvGraphicFramePr>
               <a:graphicFrameLocks xmlns:a="http://schemas.openxmlformats.org/drawingml/2006/main" noChangeAspect="1"/>
@@ -435,7 +435,7 @@
                   <pic:spPr>
                     <a:xfrm>
                       <a:off x="0" y="0"/>
-                      <a:ext cx="5266690" cy="2316480"/>
+                      <a:ext cx="8094345" cy="3560445"/>
                     </a:xfrm>
                     <a:prstGeom prst="rect">
                       <a:avLst/>
@@ -509,7 +509,31 @@
           <w:szCs w:val="24"/>
           <w:lang w:val="en-US" w:eastAsia="zh-CN" w:bidi="ar"/>
         </w:rPr>
-        <w:t>配置文件位置：D365（解决方案）-&gt; SanyD365.D365WebResource -&gt; WebResource -&gt; ms_languagefile_xxxx.json，其中xxxx为思维数的语言编码（1025,1033......）。</w:t>
+        <w:t xml:space="preserve">配置文件位置：D365（解决方案）-&gt; SanyD365.D365WebResource -&gt; WebResource -&gt; </w:t>
+      </w:r>
+      <w:bookmarkStart w:id="0" w:name="_GoBack"/>
+      <w:r>
+        <w:rPr>
+          <w:rFonts w:ascii="宋体" w:hAnsi="宋体" w:eastAsia="宋体" w:cs="宋体"/>
+          <w:color w:val="1F2329"/>
+          <w:kern w:val="0"/>
+          <w:sz w:val="24"/>
+          <w:szCs w:val="24"/>
+          <w:lang w:val="en-US" w:eastAsia="zh-CN" w:bidi="ar"/>
+        </w:rPr>
+        <w:t>ms_languagefile</w:t>
+      </w:r>
+      <w:bookmarkEnd w:id="0"/>
+      <w:r>
+        <w:rPr>
+          <w:rFonts w:ascii="宋体" w:hAnsi="宋体" w:eastAsia="宋体" w:cs="宋体"/>
+          <w:color w:val="1F2329"/>
+          <w:kern w:val="0"/>
+          <w:sz w:val="24"/>
+          <w:szCs w:val="24"/>
+          <w:lang w:val="en-US" w:eastAsia="zh-CN" w:bidi="ar"/>
+        </w:rPr>
+        <w:t>_xxxx.json，其中xxxx为思维数的语言编码（1025,1033......）。</w:t>
       </w:r>
     </w:p>
     <w:p>
@@ -1076,10 +1100,7 @@
         <w:ind w:left="1440" w:hanging="360"/>
       </w:pPr>
     </w:p>
-    <w:p>
-      <w:bookmarkStart w:id="0" w:name="_GoBack"/>
-      <w:bookmarkEnd w:id="0"/>
-    </w:p>
+    <w:p/>
     <w:sectPr>
       <w:pgSz w:w="11906" w:h="16838"/>
       <w:pgMar w:top="1440" w:right="1800" w:bottom="1440" w:left="1800" w:header="851" w:footer="992" w:gutter="0"/>
